--- a/flow/20230927_hours/drafts/2024-05-u/01.05.docx
+++ b/flow/20230927_hours/drafts/2024-05-u/01.05.docx
@@ -1824,30 +1824,186 @@
     </w:p>
     <w:p>
       <w:pPr>
-        <w:rPr>
-          <w:rFonts w:ascii="Times New Roman" w:hAnsi="Times New Roman"/>
-          <w:i/>
-          <w:iCs/>
-          <w:color w:val="FF0000"/>
-          <w:sz w:val="24"/>
-        </w:rPr>
-      </w:pPr>
-      <w:r>
-        <w:rPr>
-          <w:rFonts w:ascii="Times New Roman" w:hAnsi="Times New Roman"/>
-          <w:sz w:val="24"/>
-        </w:rPr>
-        <w:t xml:space="preserve">Боже, милостивий будь мені грішному! Боже, очисти мої гріхи і помилуй мене! Без числа нагрішив я, Господи, прости мені! </w:t>
-      </w:r>
-      <w:r>
-        <w:rPr>
-          <w:rFonts w:ascii="Times New Roman" w:hAnsi="Times New Roman"/>
-          <w:i/>
-          <w:iCs/>
-          <w:color w:val="FF0000"/>
-          <w:sz w:val="24"/>
-        </w:rPr>
-        <w:t>(12 малих поклонів).</w:t>
+        <w:pStyle w:val="a"/>
+      </w:pPr>
+      <w:r>
+        <w:rPr>
+          <w:rFonts w:ascii="Times New Roman" w:hAnsi="Times New Roman"/>
+          <w:sz w:val="24"/>
+        </w:rPr>
+        <w:t>Бо́же</w:t>
+      </w:r>
+      <w:r>
+        <w:rPr>
+          <w:rFonts w:ascii="Times New Roman" w:hAnsi="Times New Roman"/>
+          <w:sz w:val="24"/>
+        </w:rPr>
+        <w:t xml:space="preserve">, будь </w:t>
+      </w:r>
+      <w:r>
+        <w:rPr>
+          <w:rFonts w:ascii="Times New Roman" w:hAnsi="Times New Roman"/>
+          <w:sz w:val="24"/>
+        </w:rPr>
+        <w:t>милости́вим</w:t>
+      </w:r>
+      <w:r>
+        <w:rPr>
+          <w:rFonts w:ascii="Times New Roman" w:hAnsi="Times New Roman"/>
+          <w:sz w:val="24"/>
+        </w:rPr>
+        <w:t xml:space="preserve"> до </w:t>
+      </w:r>
+      <w:r>
+        <w:rPr>
+          <w:rFonts w:ascii="Times New Roman" w:hAnsi="Times New Roman"/>
+          <w:sz w:val="24"/>
+        </w:rPr>
+        <w:t>ме́не</w:t>
+      </w:r>
+      <w:r>
+        <w:rPr>
+          <w:rFonts w:ascii="Times New Roman" w:hAnsi="Times New Roman"/>
+          <w:sz w:val="24"/>
+        </w:rPr>
+        <w:t xml:space="preserve">, </w:t>
+      </w:r>
+      <w:r>
+        <w:rPr>
+          <w:rFonts w:ascii="Times New Roman" w:hAnsi="Times New Roman"/>
+          <w:sz w:val="24"/>
+        </w:rPr>
+        <w:t>грі́шного</w:t>
+      </w:r>
+      <w:r>
+        <w:rPr>
+          <w:rFonts w:ascii="Times New Roman" w:hAnsi="Times New Roman"/>
+          <w:sz w:val="24"/>
+        </w:rPr>
+        <w:t>.</w:t>
+      </w:r>
+      <w:r>
+        <w:rPr>
+          <w:rFonts w:ascii="Times New Roman" w:hAnsi="Times New Roman"/>
+          <w:sz w:val="24"/>
+        </w:rPr>
+        <w:t xml:space="preserve"> </w:t>
+      </w:r>
+      <w:r>
+        <w:rPr>
+          <w:rFonts w:ascii="Times New Roman" w:hAnsi="Times New Roman"/>
+          <w:sz w:val="24"/>
+        </w:rPr>
+        <w:t>Бо́же</w:t>
+      </w:r>
+      <w:r>
+        <w:rPr>
+          <w:rFonts w:ascii="Times New Roman" w:hAnsi="Times New Roman"/>
+          <w:sz w:val="24"/>
+        </w:rPr>
+        <w:t xml:space="preserve">, </w:t>
+      </w:r>
+      <w:r>
+        <w:rPr>
+          <w:rFonts w:ascii="Times New Roman" w:hAnsi="Times New Roman"/>
+          <w:sz w:val="24"/>
+        </w:rPr>
+        <w:t>очи́сти</w:t>
+      </w:r>
+      <w:r>
+        <w:rPr>
+          <w:rFonts w:ascii="Times New Roman" w:hAnsi="Times New Roman"/>
+          <w:sz w:val="24"/>
+        </w:rPr>
+        <w:t xml:space="preserve"> мої́ гріхи́ і </w:t>
+      </w:r>
+      <w:r>
+        <w:rPr>
+          <w:rFonts w:ascii="Times New Roman" w:hAnsi="Times New Roman"/>
+          <w:sz w:val="24"/>
+        </w:rPr>
+        <w:t>поми́луй</w:t>
+      </w:r>
+      <w:r>
+        <w:rPr>
+          <w:rFonts w:ascii="Times New Roman" w:hAnsi="Times New Roman"/>
+          <w:sz w:val="24"/>
+        </w:rPr>
+        <w:t xml:space="preserve"> мене́.</w:t>
+      </w:r>
+      <w:r>
+        <w:rPr>
+          <w:rFonts w:ascii="Times New Roman" w:hAnsi="Times New Roman"/>
+          <w:sz w:val="24"/>
+        </w:rPr>
+        <w:t xml:space="preserve"> </w:t>
+      </w:r>
+      <w:r>
+        <w:rPr>
+          <w:rFonts w:ascii="Times New Roman" w:hAnsi="Times New Roman"/>
+          <w:sz w:val="24"/>
+        </w:rPr>
+        <w:t xml:space="preserve">Без числа́ </w:t>
+      </w:r>
+      <w:r>
+        <w:rPr>
+          <w:rFonts w:ascii="Times New Roman" w:hAnsi="Times New Roman"/>
+          <w:sz w:val="24"/>
+        </w:rPr>
+        <w:t>нагріши́в</w:t>
+      </w:r>
+      <w:r>
+        <w:rPr>
+          <w:rFonts w:ascii="Times New Roman" w:hAnsi="Times New Roman"/>
+          <w:sz w:val="24"/>
+        </w:rPr>
+        <w:t xml:space="preserve"> я, </w:t>
+      </w:r>
+      <w:r>
+        <w:rPr>
+          <w:rFonts w:ascii="Times New Roman" w:hAnsi="Times New Roman"/>
+          <w:sz w:val="24"/>
+        </w:rPr>
+        <w:t>Го́споди</w:t>
+      </w:r>
+      <w:r>
+        <w:rPr>
+          <w:rFonts w:ascii="Times New Roman" w:hAnsi="Times New Roman"/>
+          <w:sz w:val="24"/>
+        </w:rPr>
+        <w:t>, прости́ мені́</w:t>
+      </w:r>
+      <w:r>
+        <w:rPr>
+          <w:rFonts w:ascii="Times New Roman" w:hAnsi="Times New Roman"/>
+          <w:sz w:val="24"/>
+        </w:rPr>
+        <w:t xml:space="preserve">. </w:t>
+      </w:r>
+      <w:r>
+        <w:rPr>
+          <w:rFonts w:ascii="Times New Roman" w:hAnsi="Times New Roman"/>
+          <w:color w:val="FF0000"/>
+          <w:sz w:val="24"/>
+        </w:rPr>
+        <w:t>(</w:t>
+      </w:r>
+      <w:r>
+        <w:rPr>
+          <w:rFonts w:ascii="Times New Roman" w:hAnsi="Times New Roman"/>
+          <w:i/>
+          <w:color w:val="FF0000"/>
+          <w:sz w:val="24"/>
+        </w:rPr>
+        <w:t>12 малих поклонів</w:t>
+      </w:r>
+      <w:r>
+        <w:rPr>
+          <w:rFonts w:ascii="Times New Roman" w:hAnsi="Times New Roman"/>
+          <w:color w:val="FF0000"/>
+          <w:sz w:val="24"/>
+        </w:rPr>
+        <w:t>)</w:t>
       </w:r>
     </w:p>
     <w:p>
@@ -4807,27 +4963,186 @@
     </w:p>
     <w:p>
       <w:pPr>
-        <w:rPr>
-          <w:rFonts w:ascii="Times New Roman" w:hAnsi="Times New Roman"/>
-          <w:sz w:val="24"/>
-        </w:rPr>
-      </w:pPr>
-      <w:r>
-        <w:rPr>
-          <w:rFonts w:ascii="Times New Roman" w:hAnsi="Times New Roman"/>
-          <w:sz w:val="24"/>
-        </w:rPr>
-        <w:t xml:space="preserve">Боже, милостивий будь мені грішному! Боже, очисти мої гріхи і помилуй мене! Без числа нагрішив я, Господи, прости мені! </w:t>
-      </w:r>
-      <w:r>
-        <w:rPr>
-          <w:rFonts w:ascii="Times New Roman" w:hAnsi="Times New Roman"/>
-          <w:i/>
-          <w:iCs/>
-          <w:color w:val="FF0000"/>
-          <w:sz w:val="24"/>
-        </w:rPr>
-        <w:t>(12 малих поклонів).</w:t>
+        <w:pStyle w:val="a"/>
+      </w:pPr>
+      <w:r>
+        <w:rPr>
+          <w:rFonts w:ascii="Times New Roman" w:hAnsi="Times New Roman"/>
+          <w:sz w:val="24"/>
+        </w:rPr>
+        <w:t>Бо́же</w:t>
+      </w:r>
+      <w:r>
+        <w:rPr>
+          <w:rFonts w:ascii="Times New Roman" w:hAnsi="Times New Roman"/>
+          <w:sz w:val="24"/>
+        </w:rPr>
+        <w:t xml:space="preserve">, будь </w:t>
+      </w:r>
+      <w:r>
+        <w:rPr>
+          <w:rFonts w:ascii="Times New Roman" w:hAnsi="Times New Roman"/>
+          <w:sz w:val="24"/>
+        </w:rPr>
+        <w:t>милости́вим</w:t>
+      </w:r>
+      <w:r>
+        <w:rPr>
+          <w:rFonts w:ascii="Times New Roman" w:hAnsi="Times New Roman"/>
+          <w:sz w:val="24"/>
+        </w:rPr>
+        <w:t xml:space="preserve"> до </w:t>
+      </w:r>
+      <w:r>
+        <w:rPr>
+          <w:rFonts w:ascii="Times New Roman" w:hAnsi="Times New Roman"/>
+          <w:sz w:val="24"/>
+        </w:rPr>
+        <w:t>ме́не</w:t>
+      </w:r>
+      <w:r>
+        <w:rPr>
+          <w:rFonts w:ascii="Times New Roman" w:hAnsi="Times New Roman"/>
+          <w:sz w:val="24"/>
+        </w:rPr>
+        <w:t xml:space="preserve">, </w:t>
+      </w:r>
+      <w:r>
+        <w:rPr>
+          <w:rFonts w:ascii="Times New Roman" w:hAnsi="Times New Roman"/>
+          <w:sz w:val="24"/>
+        </w:rPr>
+        <w:t>грі́шного</w:t>
+      </w:r>
+      <w:r>
+        <w:rPr>
+          <w:rFonts w:ascii="Times New Roman" w:hAnsi="Times New Roman"/>
+          <w:sz w:val="24"/>
+        </w:rPr>
+        <w:t>.</w:t>
+      </w:r>
+      <w:r>
+        <w:rPr>
+          <w:rFonts w:ascii="Times New Roman" w:hAnsi="Times New Roman"/>
+          <w:sz w:val="24"/>
+        </w:rPr>
+        <w:t xml:space="preserve"> </w:t>
+      </w:r>
+      <w:r>
+        <w:rPr>
+          <w:rFonts w:ascii="Times New Roman" w:hAnsi="Times New Roman"/>
+          <w:sz w:val="24"/>
+        </w:rPr>
+        <w:t>Бо́же</w:t>
+      </w:r>
+      <w:r>
+        <w:rPr>
+          <w:rFonts w:ascii="Times New Roman" w:hAnsi="Times New Roman"/>
+          <w:sz w:val="24"/>
+        </w:rPr>
+        <w:t xml:space="preserve">, </w:t>
+      </w:r>
+      <w:r>
+        <w:rPr>
+          <w:rFonts w:ascii="Times New Roman" w:hAnsi="Times New Roman"/>
+          <w:sz w:val="24"/>
+        </w:rPr>
+        <w:t>очи́сти</w:t>
+      </w:r>
+      <w:r>
+        <w:rPr>
+          <w:rFonts w:ascii="Times New Roman" w:hAnsi="Times New Roman"/>
+          <w:sz w:val="24"/>
+        </w:rPr>
+        <w:t xml:space="preserve"> мої́ гріхи́ і </w:t>
+      </w:r>
+      <w:r>
+        <w:rPr>
+          <w:rFonts w:ascii="Times New Roman" w:hAnsi="Times New Roman"/>
+          <w:sz w:val="24"/>
+        </w:rPr>
+        <w:t>поми́луй</w:t>
+      </w:r>
+      <w:r>
+        <w:rPr>
+          <w:rFonts w:ascii="Times New Roman" w:hAnsi="Times New Roman"/>
+          <w:sz w:val="24"/>
+        </w:rPr>
+        <w:t xml:space="preserve"> мене́.</w:t>
+      </w:r>
+      <w:r>
+        <w:rPr>
+          <w:rFonts w:ascii="Times New Roman" w:hAnsi="Times New Roman"/>
+          <w:sz w:val="24"/>
+        </w:rPr>
+        <w:t xml:space="preserve"> </w:t>
+      </w:r>
+      <w:r>
+        <w:rPr>
+          <w:rFonts w:ascii="Times New Roman" w:hAnsi="Times New Roman"/>
+          <w:sz w:val="24"/>
+        </w:rPr>
+        <w:t xml:space="preserve">Без числа́ </w:t>
+      </w:r>
+      <w:r>
+        <w:rPr>
+          <w:rFonts w:ascii="Times New Roman" w:hAnsi="Times New Roman"/>
+          <w:sz w:val="24"/>
+        </w:rPr>
+        <w:t>нагріши́в</w:t>
+      </w:r>
+      <w:r>
+        <w:rPr>
+          <w:rFonts w:ascii="Times New Roman" w:hAnsi="Times New Roman"/>
+          <w:sz w:val="24"/>
+        </w:rPr>
+        <w:t xml:space="preserve"> я, </w:t>
+      </w:r>
+      <w:r>
+        <w:rPr>
+          <w:rFonts w:ascii="Times New Roman" w:hAnsi="Times New Roman"/>
+          <w:sz w:val="24"/>
+        </w:rPr>
+        <w:t>Го́споди</w:t>
+      </w:r>
+      <w:r>
+        <w:rPr>
+          <w:rFonts w:ascii="Times New Roman" w:hAnsi="Times New Roman"/>
+          <w:sz w:val="24"/>
+        </w:rPr>
+        <w:t>, прости́ мені́</w:t>
+      </w:r>
+      <w:r>
+        <w:rPr>
+          <w:rFonts w:ascii="Times New Roman" w:hAnsi="Times New Roman"/>
+          <w:sz w:val="24"/>
+        </w:rPr>
+        <w:t xml:space="preserve">. </w:t>
+      </w:r>
+      <w:r>
+        <w:rPr>
+          <w:rFonts w:ascii="Times New Roman" w:hAnsi="Times New Roman"/>
+          <w:color w:val="FF0000"/>
+          <w:sz w:val="24"/>
+        </w:rPr>
+        <w:t>(</w:t>
+      </w:r>
+      <w:r>
+        <w:rPr>
+          <w:rFonts w:ascii="Times New Roman" w:hAnsi="Times New Roman"/>
+          <w:i/>
+          <w:color w:val="FF0000"/>
+          <w:sz w:val="24"/>
+        </w:rPr>
+        <w:t>12 малих поклонів</w:t>
+      </w:r>
+      <w:r>
+        <w:rPr>
+          <w:rFonts w:ascii="Times New Roman" w:hAnsi="Times New Roman"/>
+          <w:color w:val="FF0000"/>
+          <w:sz w:val="24"/>
+        </w:rPr>
+        <w:t>)</w:t>
       </w:r>
     </w:p>
     <w:p>
@@ -8412,27 +8727,186 @@
     </w:p>
     <w:p>
       <w:pPr>
-        <w:rPr>
-          <w:rFonts w:ascii="Times New Roman" w:hAnsi="Times New Roman"/>
-          <w:sz w:val="24"/>
-        </w:rPr>
-      </w:pPr>
-      <w:r>
-        <w:rPr>
-          <w:rFonts w:ascii="Times New Roman" w:hAnsi="Times New Roman"/>
-          <w:sz w:val="24"/>
-        </w:rPr>
-        <w:t xml:space="preserve">Боже, милостивий будь мені грішному! Боже, очисти мої гріхи і помилуй мене! Без числа нагрішив я, Господи, прости мені! </w:t>
-      </w:r>
-      <w:r>
-        <w:rPr>
-          <w:rFonts w:ascii="Times New Roman" w:hAnsi="Times New Roman"/>
-          <w:i/>
-          <w:iCs/>
-          <w:color w:val="FF0000"/>
-          <w:sz w:val="24"/>
-        </w:rPr>
-        <w:t>(12 малих поклонів).</w:t>
+        <w:pStyle w:val="a"/>
+      </w:pPr>
+      <w:r>
+        <w:rPr>
+          <w:rFonts w:ascii="Times New Roman" w:hAnsi="Times New Roman"/>
+          <w:sz w:val="24"/>
+        </w:rPr>
+        <w:t>Бо́же</w:t>
+      </w:r>
+      <w:r>
+        <w:rPr>
+          <w:rFonts w:ascii="Times New Roman" w:hAnsi="Times New Roman"/>
+          <w:sz w:val="24"/>
+        </w:rPr>
+        <w:t xml:space="preserve">, будь </w:t>
+      </w:r>
+      <w:r>
+        <w:rPr>
+          <w:rFonts w:ascii="Times New Roman" w:hAnsi="Times New Roman"/>
+          <w:sz w:val="24"/>
+        </w:rPr>
+        <w:t>милости́вим</w:t>
+      </w:r>
+      <w:r>
+        <w:rPr>
+          <w:rFonts w:ascii="Times New Roman" w:hAnsi="Times New Roman"/>
+          <w:sz w:val="24"/>
+        </w:rPr>
+        <w:t xml:space="preserve"> до </w:t>
+      </w:r>
+      <w:r>
+        <w:rPr>
+          <w:rFonts w:ascii="Times New Roman" w:hAnsi="Times New Roman"/>
+          <w:sz w:val="24"/>
+        </w:rPr>
+        <w:t>ме́не</w:t>
+      </w:r>
+      <w:r>
+        <w:rPr>
+          <w:rFonts w:ascii="Times New Roman" w:hAnsi="Times New Roman"/>
+          <w:sz w:val="24"/>
+        </w:rPr>
+        <w:t xml:space="preserve">, </w:t>
+      </w:r>
+      <w:r>
+        <w:rPr>
+          <w:rFonts w:ascii="Times New Roman" w:hAnsi="Times New Roman"/>
+          <w:sz w:val="24"/>
+        </w:rPr>
+        <w:t>грі́шного</w:t>
+      </w:r>
+      <w:r>
+        <w:rPr>
+          <w:rFonts w:ascii="Times New Roman" w:hAnsi="Times New Roman"/>
+          <w:sz w:val="24"/>
+        </w:rPr>
+        <w:t>.</w:t>
+      </w:r>
+      <w:r>
+        <w:rPr>
+          <w:rFonts w:ascii="Times New Roman" w:hAnsi="Times New Roman"/>
+          <w:sz w:val="24"/>
+        </w:rPr>
+        <w:t xml:space="preserve"> </w:t>
+      </w:r>
+      <w:r>
+        <w:rPr>
+          <w:rFonts w:ascii="Times New Roman" w:hAnsi="Times New Roman"/>
+          <w:sz w:val="24"/>
+        </w:rPr>
+        <w:t>Бо́же</w:t>
+      </w:r>
+      <w:r>
+        <w:rPr>
+          <w:rFonts w:ascii="Times New Roman" w:hAnsi="Times New Roman"/>
+          <w:sz w:val="24"/>
+        </w:rPr>
+        <w:t xml:space="preserve">, </w:t>
+      </w:r>
+      <w:r>
+        <w:rPr>
+          <w:rFonts w:ascii="Times New Roman" w:hAnsi="Times New Roman"/>
+          <w:sz w:val="24"/>
+        </w:rPr>
+        <w:t>очи́сти</w:t>
+      </w:r>
+      <w:r>
+        <w:rPr>
+          <w:rFonts w:ascii="Times New Roman" w:hAnsi="Times New Roman"/>
+          <w:sz w:val="24"/>
+        </w:rPr>
+        <w:t xml:space="preserve"> мої́ гріхи́ і </w:t>
+      </w:r>
+      <w:r>
+        <w:rPr>
+          <w:rFonts w:ascii="Times New Roman" w:hAnsi="Times New Roman"/>
+          <w:sz w:val="24"/>
+        </w:rPr>
+        <w:t>поми́луй</w:t>
+      </w:r>
+      <w:r>
+        <w:rPr>
+          <w:rFonts w:ascii="Times New Roman" w:hAnsi="Times New Roman"/>
+          <w:sz w:val="24"/>
+        </w:rPr>
+        <w:t xml:space="preserve"> мене́.</w:t>
+      </w:r>
+      <w:r>
+        <w:rPr>
+          <w:rFonts w:ascii="Times New Roman" w:hAnsi="Times New Roman"/>
+          <w:sz w:val="24"/>
+        </w:rPr>
+        <w:t xml:space="preserve"> </w:t>
+      </w:r>
+      <w:r>
+        <w:rPr>
+          <w:rFonts w:ascii="Times New Roman" w:hAnsi="Times New Roman"/>
+          <w:sz w:val="24"/>
+        </w:rPr>
+        <w:t xml:space="preserve">Без числа́ </w:t>
+      </w:r>
+      <w:r>
+        <w:rPr>
+          <w:rFonts w:ascii="Times New Roman" w:hAnsi="Times New Roman"/>
+          <w:sz w:val="24"/>
+        </w:rPr>
+        <w:t>нагріши́в</w:t>
+      </w:r>
+      <w:r>
+        <w:rPr>
+          <w:rFonts w:ascii="Times New Roman" w:hAnsi="Times New Roman"/>
+          <w:sz w:val="24"/>
+        </w:rPr>
+        <w:t xml:space="preserve"> я, </w:t>
+      </w:r>
+      <w:r>
+        <w:rPr>
+          <w:rFonts w:ascii="Times New Roman" w:hAnsi="Times New Roman"/>
+          <w:sz w:val="24"/>
+        </w:rPr>
+        <w:t>Го́споди</w:t>
+      </w:r>
+      <w:r>
+        <w:rPr>
+          <w:rFonts w:ascii="Times New Roman" w:hAnsi="Times New Roman"/>
+          <w:sz w:val="24"/>
+        </w:rPr>
+        <w:t>, прости́ мені́</w:t>
+      </w:r>
+      <w:r>
+        <w:rPr>
+          <w:rFonts w:ascii="Times New Roman" w:hAnsi="Times New Roman"/>
+          <w:sz w:val="24"/>
+        </w:rPr>
+        <w:t xml:space="preserve">. </w:t>
+      </w:r>
+      <w:r>
+        <w:rPr>
+          <w:rFonts w:ascii="Times New Roman" w:hAnsi="Times New Roman"/>
+          <w:color w:val="FF0000"/>
+          <w:sz w:val="24"/>
+        </w:rPr>
+        <w:t>(</w:t>
+      </w:r>
+      <w:r>
+        <w:rPr>
+          <w:rFonts w:ascii="Times New Roman" w:hAnsi="Times New Roman"/>
+          <w:i/>
+          <w:color w:val="FF0000"/>
+          <w:sz w:val="24"/>
+        </w:rPr>
+        <w:t>12 малих поклонів</w:t>
+      </w:r>
+      <w:r>
+        <w:rPr>
+          <w:rFonts w:ascii="Times New Roman" w:hAnsi="Times New Roman"/>
+          <w:color w:val="FF0000"/>
+          <w:sz w:val="24"/>
+        </w:rPr>
+        <w:t>)</w:t>
       </w:r>
     </w:p>
     <w:p>
@@ -11192,27 +11666,186 @@
     </w:p>
     <w:p>
       <w:pPr>
-        <w:rPr>
-          <w:rFonts w:ascii="Times New Roman" w:hAnsi="Times New Roman"/>
-          <w:sz w:val="24"/>
-        </w:rPr>
-      </w:pPr>
-      <w:r>
-        <w:rPr>
-          <w:rFonts w:ascii="Times New Roman" w:hAnsi="Times New Roman"/>
-          <w:sz w:val="24"/>
-        </w:rPr>
-        <w:t xml:space="preserve">Боже, милостивий будь мені грішному! Боже, очисти мої гріхи і помилуй мене! Без числа нагрішив я, Господи, прости мені! </w:t>
-      </w:r>
-      <w:r>
-        <w:rPr>
-          <w:rFonts w:ascii="Times New Roman" w:hAnsi="Times New Roman"/>
-          <w:i/>
-          <w:iCs/>
-          <w:color w:val="FF0000"/>
-          <w:sz w:val="24"/>
-        </w:rPr>
-        <w:t>(12 малих поклонів).</w:t>
+        <w:pStyle w:val="a"/>
+      </w:pPr>
+      <w:r>
+        <w:rPr>
+          <w:rFonts w:ascii="Times New Roman" w:hAnsi="Times New Roman"/>
+          <w:sz w:val="24"/>
+        </w:rPr>
+        <w:t>Бо́же</w:t>
+      </w:r>
+      <w:r>
+        <w:rPr>
+          <w:rFonts w:ascii="Times New Roman" w:hAnsi="Times New Roman"/>
+          <w:sz w:val="24"/>
+        </w:rPr>
+        <w:t xml:space="preserve">, будь </w:t>
+      </w:r>
+      <w:r>
+        <w:rPr>
+          <w:rFonts w:ascii="Times New Roman" w:hAnsi="Times New Roman"/>
+          <w:sz w:val="24"/>
+        </w:rPr>
+        <w:t>милости́вим</w:t>
+      </w:r>
+      <w:r>
+        <w:rPr>
+          <w:rFonts w:ascii="Times New Roman" w:hAnsi="Times New Roman"/>
+          <w:sz w:val="24"/>
+        </w:rPr>
+        <w:t xml:space="preserve"> до </w:t>
+      </w:r>
+      <w:r>
+        <w:rPr>
+          <w:rFonts w:ascii="Times New Roman" w:hAnsi="Times New Roman"/>
+          <w:sz w:val="24"/>
+        </w:rPr>
+        <w:t>ме́не</w:t>
+      </w:r>
+      <w:r>
+        <w:rPr>
+          <w:rFonts w:ascii="Times New Roman" w:hAnsi="Times New Roman"/>
+          <w:sz w:val="24"/>
+        </w:rPr>
+        <w:t xml:space="preserve">, </w:t>
+      </w:r>
+      <w:r>
+        <w:rPr>
+          <w:rFonts w:ascii="Times New Roman" w:hAnsi="Times New Roman"/>
+          <w:sz w:val="24"/>
+        </w:rPr>
+        <w:t>грі́шного</w:t>
+      </w:r>
+      <w:r>
+        <w:rPr>
+          <w:rFonts w:ascii="Times New Roman" w:hAnsi="Times New Roman"/>
+          <w:sz w:val="24"/>
+        </w:rPr>
+        <w:t>.</w:t>
+      </w:r>
+      <w:r>
+        <w:rPr>
+          <w:rFonts w:ascii="Times New Roman" w:hAnsi="Times New Roman"/>
+          <w:sz w:val="24"/>
+        </w:rPr>
+        <w:t xml:space="preserve"> </w:t>
+      </w:r>
+      <w:r>
+        <w:rPr>
+          <w:rFonts w:ascii="Times New Roman" w:hAnsi="Times New Roman"/>
+          <w:sz w:val="24"/>
+        </w:rPr>
+        <w:t>Бо́же</w:t>
+      </w:r>
+      <w:r>
+        <w:rPr>
+          <w:rFonts w:ascii="Times New Roman" w:hAnsi="Times New Roman"/>
+          <w:sz w:val="24"/>
+        </w:rPr>
+        <w:t xml:space="preserve">, </w:t>
+      </w:r>
+      <w:r>
+        <w:rPr>
+          <w:rFonts w:ascii="Times New Roman" w:hAnsi="Times New Roman"/>
+          <w:sz w:val="24"/>
+        </w:rPr>
+        <w:t>очи́сти</w:t>
+      </w:r>
+      <w:r>
+        <w:rPr>
+          <w:rFonts w:ascii="Times New Roman" w:hAnsi="Times New Roman"/>
+          <w:sz w:val="24"/>
+        </w:rPr>
+        <w:t xml:space="preserve"> мої́ гріхи́ і </w:t>
+      </w:r>
+      <w:r>
+        <w:rPr>
+          <w:rFonts w:ascii="Times New Roman" w:hAnsi="Times New Roman"/>
+          <w:sz w:val="24"/>
+        </w:rPr>
+        <w:t>поми́луй</w:t>
+      </w:r>
+      <w:r>
+        <w:rPr>
+          <w:rFonts w:ascii="Times New Roman" w:hAnsi="Times New Roman"/>
+          <w:sz w:val="24"/>
+        </w:rPr>
+        <w:t xml:space="preserve"> мене́.</w:t>
+      </w:r>
+      <w:r>
+        <w:rPr>
+          <w:rFonts w:ascii="Times New Roman" w:hAnsi="Times New Roman"/>
+          <w:sz w:val="24"/>
+        </w:rPr>
+        <w:t xml:space="preserve"> </w:t>
+      </w:r>
+      <w:r>
+        <w:rPr>
+          <w:rFonts w:ascii="Times New Roman" w:hAnsi="Times New Roman"/>
+          <w:sz w:val="24"/>
+        </w:rPr>
+        <w:t xml:space="preserve">Без числа́ </w:t>
+      </w:r>
+      <w:r>
+        <w:rPr>
+          <w:rFonts w:ascii="Times New Roman" w:hAnsi="Times New Roman"/>
+          <w:sz w:val="24"/>
+        </w:rPr>
+        <w:t>нагріши́в</w:t>
+      </w:r>
+      <w:r>
+        <w:rPr>
+          <w:rFonts w:ascii="Times New Roman" w:hAnsi="Times New Roman"/>
+          <w:sz w:val="24"/>
+        </w:rPr>
+        <w:t xml:space="preserve"> я, </w:t>
+      </w:r>
+      <w:r>
+        <w:rPr>
+          <w:rFonts w:ascii="Times New Roman" w:hAnsi="Times New Roman"/>
+          <w:sz w:val="24"/>
+        </w:rPr>
+        <w:t>Го́споди</w:t>
+      </w:r>
+      <w:r>
+        <w:rPr>
+          <w:rFonts w:ascii="Times New Roman" w:hAnsi="Times New Roman"/>
+          <w:sz w:val="24"/>
+        </w:rPr>
+        <w:t>, прости́ мені́</w:t>
+      </w:r>
+      <w:r>
+        <w:rPr>
+          <w:rFonts w:ascii="Times New Roman" w:hAnsi="Times New Roman"/>
+          <w:sz w:val="24"/>
+        </w:rPr>
+        <w:t xml:space="preserve">. </w:t>
+      </w:r>
+      <w:r>
+        <w:rPr>
+          <w:rFonts w:ascii="Times New Roman" w:hAnsi="Times New Roman"/>
+          <w:color w:val="FF0000"/>
+          <w:sz w:val="24"/>
+        </w:rPr>
+        <w:t>(</w:t>
+      </w:r>
+      <w:r>
+        <w:rPr>
+          <w:rFonts w:ascii="Times New Roman" w:hAnsi="Times New Roman"/>
+          <w:i/>
+          <w:color w:val="FF0000"/>
+          <w:sz w:val="24"/>
+        </w:rPr>
+        <w:t>12 малих поклонів</w:t>
+      </w:r>
+      <w:r>
+        <w:rPr>
+          <w:rFonts w:ascii="Times New Roman" w:hAnsi="Times New Roman"/>
+          <w:color w:val="FF0000"/>
+          <w:sz w:val="24"/>
+        </w:rPr>
+        <w:t>)</w:t>
       </w:r>
     </w:p>
     <w:p>

--- a/flow/20230927_hours/drafts/2024-05-u/01.05.docx
+++ b/flow/20230927_hours/drafts/2024-05-u/01.05.docx
@@ -1824,186 +1824,30 @@
     </w:p>
     <w:p>
       <w:pPr>
-        <w:pStyle w:val="a"/>
-      </w:pPr>
-      <w:r>
-        <w:rPr>
-          <w:rFonts w:ascii="Times New Roman" w:hAnsi="Times New Roman"/>
-          <w:sz w:val="24"/>
-        </w:rPr>
-        <w:t>Бо́же</w:t>
-      </w:r>
-      <w:r>
-        <w:rPr>
-          <w:rFonts w:ascii="Times New Roman" w:hAnsi="Times New Roman"/>
-          <w:sz w:val="24"/>
-        </w:rPr>
-        <w:t xml:space="preserve">, будь </w:t>
-      </w:r>
-      <w:r>
-        <w:rPr>
-          <w:rFonts w:ascii="Times New Roman" w:hAnsi="Times New Roman"/>
-          <w:sz w:val="24"/>
-        </w:rPr>
-        <w:t>милости́вим</w:t>
-      </w:r>
-      <w:r>
-        <w:rPr>
-          <w:rFonts w:ascii="Times New Roman" w:hAnsi="Times New Roman"/>
-          <w:sz w:val="24"/>
-        </w:rPr>
-        <w:t xml:space="preserve"> до </w:t>
-      </w:r>
-      <w:r>
-        <w:rPr>
-          <w:rFonts w:ascii="Times New Roman" w:hAnsi="Times New Roman"/>
-          <w:sz w:val="24"/>
-        </w:rPr>
-        <w:t>ме́не</w:t>
-      </w:r>
-      <w:r>
-        <w:rPr>
-          <w:rFonts w:ascii="Times New Roman" w:hAnsi="Times New Roman"/>
-          <w:sz w:val="24"/>
-        </w:rPr>
-        <w:t xml:space="preserve">, </w:t>
-      </w:r>
-      <w:r>
-        <w:rPr>
-          <w:rFonts w:ascii="Times New Roman" w:hAnsi="Times New Roman"/>
-          <w:sz w:val="24"/>
-        </w:rPr>
-        <w:t>грі́шного</w:t>
-      </w:r>
-      <w:r>
-        <w:rPr>
-          <w:rFonts w:ascii="Times New Roman" w:hAnsi="Times New Roman"/>
-          <w:sz w:val="24"/>
-        </w:rPr>
-        <w:t>.</w:t>
-      </w:r>
-      <w:r>
-        <w:rPr>
-          <w:rFonts w:ascii="Times New Roman" w:hAnsi="Times New Roman"/>
-          <w:sz w:val="24"/>
-        </w:rPr>
-        <w:t xml:space="preserve"> </w:t>
-      </w:r>
-      <w:r>
-        <w:rPr>
-          <w:rFonts w:ascii="Times New Roman" w:hAnsi="Times New Roman"/>
-          <w:sz w:val="24"/>
-        </w:rPr>
-        <w:t>Бо́же</w:t>
-      </w:r>
-      <w:r>
-        <w:rPr>
-          <w:rFonts w:ascii="Times New Roman" w:hAnsi="Times New Roman"/>
-          <w:sz w:val="24"/>
-        </w:rPr>
-        <w:t xml:space="preserve">, </w:t>
-      </w:r>
-      <w:r>
-        <w:rPr>
-          <w:rFonts w:ascii="Times New Roman" w:hAnsi="Times New Roman"/>
-          <w:sz w:val="24"/>
-        </w:rPr>
-        <w:t>очи́сти</w:t>
-      </w:r>
-      <w:r>
-        <w:rPr>
-          <w:rFonts w:ascii="Times New Roman" w:hAnsi="Times New Roman"/>
-          <w:sz w:val="24"/>
-        </w:rPr>
-        <w:t xml:space="preserve"> мої́ гріхи́ і </w:t>
-      </w:r>
-      <w:r>
-        <w:rPr>
-          <w:rFonts w:ascii="Times New Roman" w:hAnsi="Times New Roman"/>
-          <w:sz w:val="24"/>
-        </w:rPr>
-        <w:t>поми́луй</w:t>
-      </w:r>
-      <w:r>
-        <w:rPr>
-          <w:rFonts w:ascii="Times New Roman" w:hAnsi="Times New Roman"/>
-          <w:sz w:val="24"/>
-        </w:rPr>
-        <w:t xml:space="preserve"> мене́.</w:t>
-      </w:r>
-      <w:r>
-        <w:rPr>
-          <w:rFonts w:ascii="Times New Roman" w:hAnsi="Times New Roman"/>
-          <w:sz w:val="24"/>
-        </w:rPr>
-        <w:t xml:space="preserve"> </w:t>
-      </w:r>
-      <w:r>
-        <w:rPr>
-          <w:rFonts w:ascii="Times New Roman" w:hAnsi="Times New Roman"/>
-          <w:sz w:val="24"/>
-        </w:rPr>
-        <w:t xml:space="preserve">Без числа́ </w:t>
-      </w:r>
-      <w:r>
-        <w:rPr>
-          <w:rFonts w:ascii="Times New Roman" w:hAnsi="Times New Roman"/>
-          <w:sz w:val="24"/>
-        </w:rPr>
-        <w:t>нагріши́в</w:t>
-      </w:r>
-      <w:r>
-        <w:rPr>
-          <w:rFonts w:ascii="Times New Roman" w:hAnsi="Times New Roman"/>
-          <w:sz w:val="24"/>
-        </w:rPr>
-        <w:t xml:space="preserve"> я, </w:t>
-      </w:r>
-      <w:r>
-        <w:rPr>
-          <w:rFonts w:ascii="Times New Roman" w:hAnsi="Times New Roman"/>
-          <w:sz w:val="24"/>
-        </w:rPr>
-        <w:t>Го́споди</w:t>
-      </w:r>
-      <w:r>
-        <w:rPr>
-          <w:rFonts w:ascii="Times New Roman" w:hAnsi="Times New Roman"/>
-          <w:sz w:val="24"/>
-        </w:rPr>
-        <w:t>, прости́ мені́</w:t>
-      </w:r>
-      <w:r>
-        <w:rPr>
-          <w:rFonts w:ascii="Times New Roman" w:hAnsi="Times New Roman"/>
-          <w:sz w:val="24"/>
-        </w:rPr>
-        <w:t xml:space="preserve">. </w:t>
-      </w:r>
-      <w:r>
-        <w:rPr>
-          <w:rFonts w:ascii="Times New Roman" w:hAnsi="Times New Roman"/>
-          <w:color w:val="FF0000"/>
-          <w:sz w:val="24"/>
-        </w:rPr>
-        <w:t>(</w:t>
-      </w:r>
-      <w:r>
-        <w:rPr>
-          <w:rFonts w:ascii="Times New Roman" w:hAnsi="Times New Roman"/>
-          <w:i/>
-          <w:color w:val="FF0000"/>
-          <w:sz w:val="24"/>
-        </w:rPr>
-        <w:t>12 малих поклонів</w:t>
-      </w:r>
-      <w:r>
-        <w:rPr>
-          <w:rFonts w:ascii="Times New Roman" w:hAnsi="Times New Roman"/>
-          <w:color w:val="FF0000"/>
-          <w:sz w:val="24"/>
-        </w:rPr>
-        <w:t>)</w:t>
+        <w:rPr>
+          <w:rFonts w:ascii="Times New Roman" w:hAnsi="Times New Roman"/>
+          <w:i/>
+          <w:iCs/>
+          <w:color w:val="FF0000"/>
+          <w:sz w:val="24"/>
+        </w:rPr>
+      </w:pPr>
+      <w:r>
+        <w:rPr>
+          <w:rFonts w:ascii="Times New Roman" w:hAnsi="Times New Roman"/>
+          <w:sz w:val="24"/>
+        </w:rPr>
+        <w:t xml:space="preserve">Боже, милостивий будь мені грішному! Боже, очисти мої гріхи і помилуй мене! Без числа нагрішив я, Господи, прости мені! </w:t>
+      </w:r>
+      <w:r>
+        <w:rPr>
+          <w:rFonts w:ascii="Times New Roman" w:hAnsi="Times New Roman"/>
+          <w:i/>
+          <w:iCs/>
+          <w:color w:val="FF0000"/>
+          <w:sz w:val="24"/>
+        </w:rPr>
+        <w:t>(12 малих поклонів).</w:t>
       </w:r>
     </w:p>
     <w:p>
@@ -4963,186 +4807,27 @@
     </w:p>
     <w:p>
       <w:pPr>
-        <w:pStyle w:val="a"/>
-      </w:pPr>
-      <w:r>
-        <w:rPr>
-          <w:rFonts w:ascii="Times New Roman" w:hAnsi="Times New Roman"/>
-          <w:sz w:val="24"/>
-        </w:rPr>
-        <w:t>Бо́же</w:t>
-      </w:r>
-      <w:r>
-        <w:rPr>
-          <w:rFonts w:ascii="Times New Roman" w:hAnsi="Times New Roman"/>
-          <w:sz w:val="24"/>
-        </w:rPr>
-        <w:t xml:space="preserve">, будь </w:t>
-      </w:r>
-      <w:r>
-        <w:rPr>
-          <w:rFonts w:ascii="Times New Roman" w:hAnsi="Times New Roman"/>
-          <w:sz w:val="24"/>
-        </w:rPr>
-        <w:t>милости́вим</w:t>
-      </w:r>
-      <w:r>
-        <w:rPr>
-          <w:rFonts w:ascii="Times New Roman" w:hAnsi="Times New Roman"/>
-          <w:sz w:val="24"/>
-        </w:rPr>
-        <w:t xml:space="preserve"> до </w:t>
-      </w:r>
-      <w:r>
-        <w:rPr>
-          <w:rFonts w:ascii="Times New Roman" w:hAnsi="Times New Roman"/>
-          <w:sz w:val="24"/>
-        </w:rPr>
-        <w:t>ме́не</w:t>
-      </w:r>
-      <w:r>
-        <w:rPr>
-          <w:rFonts w:ascii="Times New Roman" w:hAnsi="Times New Roman"/>
-          <w:sz w:val="24"/>
-        </w:rPr>
-        <w:t xml:space="preserve">, </w:t>
-      </w:r>
-      <w:r>
-        <w:rPr>
-          <w:rFonts w:ascii="Times New Roman" w:hAnsi="Times New Roman"/>
-          <w:sz w:val="24"/>
-        </w:rPr>
-        <w:t>грі́шного</w:t>
-      </w:r>
-      <w:r>
-        <w:rPr>
-          <w:rFonts w:ascii="Times New Roman" w:hAnsi="Times New Roman"/>
-          <w:sz w:val="24"/>
-        </w:rPr>
-        <w:t>.</w:t>
-      </w:r>
-      <w:r>
-        <w:rPr>
-          <w:rFonts w:ascii="Times New Roman" w:hAnsi="Times New Roman"/>
-          <w:sz w:val="24"/>
-        </w:rPr>
-        <w:t xml:space="preserve"> </w:t>
-      </w:r>
-      <w:r>
-        <w:rPr>
-          <w:rFonts w:ascii="Times New Roman" w:hAnsi="Times New Roman"/>
-          <w:sz w:val="24"/>
-        </w:rPr>
-        <w:t>Бо́же</w:t>
-      </w:r>
-      <w:r>
-        <w:rPr>
-          <w:rFonts w:ascii="Times New Roman" w:hAnsi="Times New Roman"/>
-          <w:sz w:val="24"/>
-        </w:rPr>
-        <w:t xml:space="preserve">, </w:t>
-      </w:r>
-      <w:r>
-        <w:rPr>
-          <w:rFonts w:ascii="Times New Roman" w:hAnsi="Times New Roman"/>
-          <w:sz w:val="24"/>
-        </w:rPr>
-        <w:t>очи́сти</w:t>
-      </w:r>
-      <w:r>
-        <w:rPr>
-          <w:rFonts w:ascii="Times New Roman" w:hAnsi="Times New Roman"/>
-          <w:sz w:val="24"/>
-        </w:rPr>
-        <w:t xml:space="preserve"> мої́ гріхи́ і </w:t>
-      </w:r>
-      <w:r>
-        <w:rPr>
-          <w:rFonts w:ascii="Times New Roman" w:hAnsi="Times New Roman"/>
-          <w:sz w:val="24"/>
-        </w:rPr>
-        <w:t>поми́луй</w:t>
-      </w:r>
-      <w:r>
-        <w:rPr>
-          <w:rFonts w:ascii="Times New Roman" w:hAnsi="Times New Roman"/>
-          <w:sz w:val="24"/>
-        </w:rPr>
-        <w:t xml:space="preserve"> мене́.</w:t>
-      </w:r>
-      <w:r>
-        <w:rPr>
-          <w:rFonts w:ascii="Times New Roman" w:hAnsi="Times New Roman"/>
-          <w:sz w:val="24"/>
-        </w:rPr>
-        <w:t xml:space="preserve"> </w:t>
-      </w:r>
-      <w:r>
-        <w:rPr>
-          <w:rFonts w:ascii="Times New Roman" w:hAnsi="Times New Roman"/>
-          <w:sz w:val="24"/>
-        </w:rPr>
-        <w:t xml:space="preserve">Без числа́ </w:t>
-      </w:r>
-      <w:r>
-        <w:rPr>
-          <w:rFonts w:ascii="Times New Roman" w:hAnsi="Times New Roman"/>
-          <w:sz w:val="24"/>
-        </w:rPr>
-        <w:t>нагріши́в</w:t>
-      </w:r>
-      <w:r>
-        <w:rPr>
-          <w:rFonts w:ascii="Times New Roman" w:hAnsi="Times New Roman"/>
-          <w:sz w:val="24"/>
-        </w:rPr>
-        <w:t xml:space="preserve"> я, </w:t>
-      </w:r>
-      <w:r>
-        <w:rPr>
-          <w:rFonts w:ascii="Times New Roman" w:hAnsi="Times New Roman"/>
-          <w:sz w:val="24"/>
-        </w:rPr>
-        <w:t>Го́споди</w:t>
-      </w:r>
-      <w:r>
-        <w:rPr>
-          <w:rFonts w:ascii="Times New Roman" w:hAnsi="Times New Roman"/>
-          <w:sz w:val="24"/>
-        </w:rPr>
-        <w:t>, прости́ мені́</w:t>
-      </w:r>
-      <w:r>
-        <w:rPr>
-          <w:rFonts w:ascii="Times New Roman" w:hAnsi="Times New Roman"/>
-          <w:sz w:val="24"/>
-        </w:rPr>
-        <w:t xml:space="preserve">. </w:t>
-      </w:r>
-      <w:r>
-        <w:rPr>
-          <w:rFonts w:ascii="Times New Roman" w:hAnsi="Times New Roman"/>
-          <w:color w:val="FF0000"/>
-          <w:sz w:val="24"/>
-        </w:rPr>
-        <w:t>(</w:t>
-      </w:r>
-      <w:r>
-        <w:rPr>
-          <w:rFonts w:ascii="Times New Roman" w:hAnsi="Times New Roman"/>
-          <w:i/>
-          <w:color w:val="FF0000"/>
-          <w:sz w:val="24"/>
-        </w:rPr>
-        <w:t>12 малих поклонів</w:t>
-      </w:r>
-      <w:r>
-        <w:rPr>
-          <w:rFonts w:ascii="Times New Roman" w:hAnsi="Times New Roman"/>
-          <w:color w:val="FF0000"/>
-          <w:sz w:val="24"/>
-        </w:rPr>
-        <w:t>)</w:t>
+        <w:rPr>
+          <w:rFonts w:ascii="Times New Roman" w:hAnsi="Times New Roman"/>
+          <w:sz w:val="24"/>
+        </w:rPr>
+      </w:pPr>
+      <w:r>
+        <w:rPr>
+          <w:rFonts w:ascii="Times New Roman" w:hAnsi="Times New Roman"/>
+          <w:sz w:val="24"/>
+        </w:rPr>
+        <w:t xml:space="preserve">Боже, милостивий будь мені грішному! Боже, очисти мої гріхи і помилуй мене! Без числа нагрішив я, Господи, прости мені! </w:t>
+      </w:r>
+      <w:r>
+        <w:rPr>
+          <w:rFonts w:ascii="Times New Roman" w:hAnsi="Times New Roman"/>
+          <w:i/>
+          <w:iCs/>
+          <w:color w:val="FF0000"/>
+          <w:sz w:val="24"/>
+        </w:rPr>
+        <w:t>(12 малих поклонів).</w:t>
       </w:r>
     </w:p>
     <w:p>
@@ -8727,186 +8412,27 @@
     </w:p>
     <w:p>
       <w:pPr>
-        <w:pStyle w:val="a"/>
-      </w:pPr>
-      <w:r>
-        <w:rPr>
-          <w:rFonts w:ascii="Times New Roman" w:hAnsi="Times New Roman"/>
-          <w:sz w:val="24"/>
-        </w:rPr>
-        <w:t>Бо́же</w:t>
-      </w:r>
-      <w:r>
-        <w:rPr>
-          <w:rFonts w:ascii="Times New Roman" w:hAnsi="Times New Roman"/>
-          <w:sz w:val="24"/>
-        </w:rPr>
-        <w:t xml:space="preserve">, будь </w:t>
-      </w:r>
-      <w:r>
-        <w:rPr>
-          <w:rFonts w:ascii="Times New Roman" w:hAnsi="Times New Roman"/>
-          <w:sz w:val="24"/>
-        </w:rPr>
-        <w:t>милости́вим</w:t>
-      </w:r>
-      <w:r>
-        <w:rPr>
-          <w:rFonts w:ascii="Times New Roman" w:hAnsi="Times New Roman"/>
-          <w:sz w:val="24"/>
-        </w:rPr>
-        <w:t xml:space="preserve"> до </w:t>
-      </w:r>
-      <w:r>
-        <w:rPr>
-          <w:rFonts w:ascii="Times New Roman" w:hAnsi="Times New Roman"/>
-          <w:sz w:val="24"/>
-        </w:rPr>
-        <w:t>ме́не</w:t>
-      </w:r>
-      <w:r>
-        <w:rPr>
-          <w:rFonts w:ascii="Times New Roman" w:hAnsi="Times New Roman"/>
-          <w:sz w:val="24"/>
-        </w:rPr>
-        <w:t xml:space="preserve">, </w:t>
-      </w:r>
-      <w:r>
-        <w:rPr>
-          <w:rFonts w:ascii="Times New Roman" w:hAnsi="Times New Roman"/>
-          <w:sz w:val="24"/>
-        </w:rPr>
-        <w:t>грі́шного</w:t>
-      </w:r>
-      <w:r>
-        <w:rPr>
-          <w:rFonts w:ascii="Times New Roman" w:hAnsi="Times New Roman"/>
-          <w:sz w:val="24"/>
-        </w:rPr>
-        <w:t>.</w:t>
-      </w:r>
-      <w:r>
-        <w:rPr>
-          <w:rFonts w:ascii="Times New Roman" w:hAnsi="Times New Roman"/>
-          <w:sz w:val="24"/>
-        </w:rPr>
-        <w:t xml:space="preserve"> </w:t>
-      </w:r>
-      <w:r>
-        <w:rPr>
-          <w:rFonts w:ascii="Times New Roman" w:hAnsi="Times New Roman"/>
-          <w:sz w:val="24"/>
-        </w:rPr>
-        <w:t>Бо́же</w:t>
-      </w:r>
-      <w:r>
-        <w:rPr>
-          <w:rFonts w:ascii="Times New Roman" w:hAnsi="Times New Roman"/>
-          <w:sz w:val="24"/>
-        </w:rPr>
-        <w:t xml:space="preserve">, </w:t>
-      </w:r>
-      <w:r>
-        <w:rPr>
-          <w:rFonts w:ascii="Times New Roman" w:hAnsi="Times New Roman"/>
-          <w:sz w:val="24"/>
-        </w:rPr>
-        <w:t>очи́сти</w:t>
-      </w:r>
-      <w:r>
-        <w:rPr>
-          <w:rFonts w:ascii="Times New Roman" w:hAnsi="Times New Roman"/>
-          <w:sz w:val="24"/>
-        </w:rPr>
-        <w:t xml:space="preserve"> мої́ гріхи́ і </w:t>
-      </w:r>
-      <w:r>
-        <w:rPr>
-          <w:rFonts w:ascii="Times New Roman" w:hAnsi="Times New Roman"/>
-          <w:sz w:val="24"/>
-        </w:rPr>
-        <w:t>поми́луй</w:t>
-      </w:r>
-      <w:r>
-        <w:rPr>
-          <w:rFonts w:ascii="Times New Roman" w:hAnsi="Times New Roman"/>
-          <w:sz w:val="24"/>
-        </w:rPr>
-        <w:t xml:space="preserve"> мене́.</w:t>
-      </w:r>
-      <w:r>
-        <w:rPr>
-          <w:rFonts w:ascii="Times New Roman" w:hAnsi="Times New Roman"/>
-          <w:sz w:val="24"/>
-        </w:rPr>
-        <w:t xml:space="preserve"> </w:t>
-      </w:r>
-      <w:r>
-        <w:rPr>
-          <w:rFonts w:ascii="Times New Roman" w:hAnsi="Times New Roman"/>
-          <w:sz w:val="24"/>
-        </w:rPr>
-        <w:t xml:space="preserve">Без числа́ </w:t>
-      </w:r>
-      <w:r>
-        <w:rPr>
-          <w:rFonts w:ascii="Times New Roman" w:hAnsi="Times New Roman"/>
-          <w:sz w:val="24"/>
-        </w:rPr>
-        <w:t>нагріши́в</w:t>
-      </w:r>
-      <w:r>
-        <w:rPr>
-          <w:rFonts w:ascii="Times New Roman" w:hAnsi="Times New Roman"/>
-          <w:sz w:val="24"/>
-        </w:rPr>
-        <w:t xml:space="preserve"> я, </w:t>
-      </w:r>
-      <w:r>
-        <w:rPr>
-          <w:rFonts w:ascii="Times New Roman" w:hAnsi="Times New Roman"/>
-          <w:sz w:val="24"/>
-        </w:rPr>
-        <w:t>Го́споди</w:t>
-      </w:r>
-      <w:r>
-        <w:rPr>
-          <w:rFonts w:ascii="Times New Roman" w:hAnsi="Times New Roman"/>
-          <w:sz w:val="24"/>
-        </w:rPr>
-        <w:t>, прости́ мені́</w:t>
-      </w:r>
-      <w:r>
-        <w:rPr>
-          <w:rFonts w:ascii="Times New Roman" w:hAnsi="Times New Roman"/>
-          <w:sz w:val="24"/>
-        </w:rPr>
-        <w:t xml:space="preserve">. </w:t>
-      </w:r>
-      <w:r>
-        <w:rPr>
-          <w:rFonts w:ascii="Times New Roman" w:hAnsi="Times New Roman"/>
-          <w:color w:val="FF0000"/>
-          <w:sz w:val="24"/>
-        </w:rPr>
-        <w:t>(</w:t>
-      </w:r>
-      <w:r>
-        <w:rPr>
-          <w:rFonts w:ascii="Times New Roman" w:hAnsi="Times New Roman"/>
-          <w:i/>
-          <w:color w:val="FF0000"/>
-          <w:sz w:val="24"/>
-        </w:rPr>
-        <w:t>12 малих поклонів</w:t>
-      </w:r>
-      <w:r>
-        <w:rPr>
-          <w:rFonts w:ascii="Times New Roman" w:hAnsi="Times New Roman"/>
-          <w:color w:val="FF0000"/>
-          <w:sz w:val="24"/>
-        </w:rPr>
-        <w:t>)</w:t>
+        <w:rPr>
+          <w:rFonts w:ascii="Times New Roman" w:hAnsi="Times New Roman"/>
+          <w:sz w:val="24"/>
+        </w:rPr>
+      </w:pPr>
+      <w:r>
+        <w:rPr>
+          <w:rFonts w:ascii="Times New Roman" w:hAnsi="Times New Roman"/>
+          <w:sz w:val="24"/>
+        </w:rPr>
+        <w:t xml:space="preserve">Боже, милостивий будь мені грішному! Боже, очисти мої гріхи і помилуй мене! Без числа нагрішив я, Господи, прости мені! </w:t>
+      </w:r>
+      <w:r>
+        <w:rPr>
+          <w:rFonts w:ascii="Times New Roman" w:hAnsi="Times New Roman"/>
+          <w:i/>
+          <w:iCs/>
+          <w:color w:val="FF0000"/>
+          <w:sz w:val="24"/>
+        </w:rPr>
+        <w:t>(12 малих поклонів).</w:t>
       </w:r>
     </w:p>
     <w:p>
@@ -11666,186 +11192,27 @@
     </w:p>
     <w:p>
       <w:pPr>
-        <w:pStyle w:val="a"/>
-      </w:pPr>
-      <w:r>
-        <w:rPr>
-          <w:rFonts w:ascii="Times New Roman" w:hAnsi="Times New Roman"/>
-          <w:sz w:val="24"/>
-        </w:rPr>
-        <w:t>Бо́же</w:t>
-      </w:r>
-      <w:r>
-        <w:rPr>
-          <w:rFonts w:ascii="Times New Roman" w:hAnsi="Times New Roman"/>
-          <w:sz w:val="24"/>
-        </w:rPr>
-        <w:t xml:space="preserve">, будь </w:t>
-      </w:r>
-      <w:r>
-        <w:rPr>
-          <w:rFonts w:ascii="Times New Roman" w:hAnsi="Times New Roman"/>
-          <w:sz w:val="24"/>
-        </w:rPr>
-        <w:t>милости́вим</w:t>
-      </w:r>
-      <w:r>
-        <w:rPr>
-          <w:rFonts w:ascii="Times New Roman" w:hAnsi="Times New Roman"/>
-          <w:sz w:val="24"/>
-        </w:rPr>
-        <w:t xml:space="preserve"> до </w:t>
-      </w:r>
-      <w:r>
-        <w:rPr>
-          <w:rFonts w:ascii="Times New Roman" w:hAnsi="Times New Roman"/>
-          <w:sz w:val="24"/>
-        </w:rPr>
-        <w:t>ме́не</w:t>
-      </w:r>
-      <w:r>
-        <w:rPr>
-          <w:rFonts w:ascii="Times New Roman" w:hAnsi="Times New Roman"/>
-          <w:sz w:val="24"/>
-        </w:rPr>
-        <w:t xml:space="preserve">, </w:t>
-      </w:r>
-      <w:r>
-        <w:rPr>
-          <w:rFonts w:ascii="Times New Roman" w:hAnsi="Times New Roman"/>
-          <w:sz w:val="24"/>
-        </w:rPr>
-        <w:t>грі́шного</w:t>
-      </w:r>
-      <w:r>
-        <w:rPr>
-          <w:rFonts w:ascii="Times New Roman" w:hAnsi="Times New Roman"/>
-          <w:sz w:val="24"/>
-        </w:rPr>
-        <w:t>.</w:t>
-      </w:r>
-      <w:r>
-        <w:rPr>
-          <w:rFonts w:ascii="Times New Roman" w:hAnsi="Times New Roman"/>
-          <w:sz w:val="24"/>
-        </w:rPr>
-        <w:t xml:space="preserve"> </w:t>
-      </w:r>
-      <w:r>
-        <w:rPr>
-          <w:rFonts w:ascii="Times New Roman" w:hAnsi="Times New Roman"/>
-          <w:sz w:val="24"/>
-        </w:rPr>
-        <w:t>Бо́же</w:t>
-      </w:r>
-      <w:r>
-        <w:rPr>
-          <w:rFonts w:ascii="Times New Roman" w:hAnsi="Times New Roman"/>
-          <w:sz w:val="24"/>
-        </w:rPr>
-        <w:t xml:space="preserve">, </w:t>
-      </w:r>
-      <w:r>
-        <w:rPr>
-          <w:rFonts w:ascii="Times New Roman" w:hAnsi="Times New Roman"/>
-          <w:sz w:val="24"/>
-        </w:rPr>
-        <w:t>очи́сти</w:t>
-      </w:r>
-      <w:r>
-        <w:rPr>
-          <w:rFonts w:ascii="Times New Roman" w:hAnsi="Times New Roman"/>
-          <w:sz w:val="24"/>
-        </w:rPr>
-        <w:t xml:space="preserve"> мої́ гріхи́ і </w:t>
-      </w:r>
-      <w:r>
-        <w:rPr>
-          <w:rFonts w:ascii="Times New Roman" w:hAnsi="Times New Roman"/>
-          <w:sz w:val="24"/>
-        </w:rPr>
-        <w:t>поми́луй</w:t>
-      </w:r>
-      <w:r>
-        <w:rPr>
-          <w:rFonts w:ascii="Times New Roman" w:hAnsi="Times New Roman"/>
-          <w:sz w:val="24"/>
-        </w:rPr>
-        <w:t xml:space="preserve"> мене́.</w:t>
-      </w:r>
-      <w:r>
-        <w:rPr>
-          <w:rFonts w:ascii="Times New Roman" w:hAnsi="Times New Roman"/>
-          <w:sz w:val="24"/>
-        </w:rPr>
-        <w:t xml:space="preserve"> </w:t>
-      </w:r>
-      <w:r>
-        <w:rPr>
-          <w:rFonts w:ascii="Times New Roman" w:hAnsi="Times New Roman"/>
-          <w:sz w:val="24"/>
-        </w:rPr>
-        <w:t xml:space="preserve">Без числа́ </w:t>
-      </w:r>
-      <w:r>
-        <w:rPr>
-          <w:rFonts w:ascii="Times New Roman" w:hAnsi="Times New Roman"/>
-          <w:sz w:val="24"/>
-        </w:rPr>
-        <w:t>нагріши́в</w:t>
-      </w:r>
-      <w:r>
-        <w:rPr>
-          <w:rFonts w:ascii="Times New Roman" w:hAnsi="Times New Roman"/>
-          <w:sz w:val="24"/>
-        </w:rPr>
-        <w:t xml:space="preserve"> я, </w:t>
-      </w:r>
-      <w:r>
-        <w:rPr>
-          <w:rFonts w:ascii="Times New Roman" w:hAnsi="Times New Roman"/>
-          <w:sz w:val="24"/>
-        </w:rPr>
-        <w:t>Го́споди</w:t>
-      </w:r>
-      <w:r>
-        <w:rPr>
-          <w:rFonts w:ascii="Times New Roman" w:hAnsi="Times New Roman"/>
-          <w:sz w:val="24"/>
-        </w:rPr>
-        <w:t>, прости́ мені́</w:t>
-      </w:r>
-      <w:r>
-        <w:rPr>
-          <w:rFonts w:ascii="Times New Roman" w:hAnsi="Times New Roman"/>
-          <w:sz w:val="24"/>
-        </w:rPr>
-        <w:t xml:space="preserve">. </w:t>
-      </w:r>
-      <w:r>
-        <w:rPr>
-          <w:rFonts w:ascii="Times New Roman" w:hAnsi="Times New Roman"/>
-          <w:color w:val="FF0000"/>
-          <w:sz w:val="24"/>
-        </w:rPr>
-        <w:t>(</w:t>
-      </w:r>
-      <w:r>
-        <w:rPr>
-          <w:rFonts w:ascii="Times New Roman" w:hAnsi="Times New Roman"/>
-          <w:i/>
-          <w:color w:val="FF0000"/>
-          <w:sz w:val="24"/>
-        </w:rPr>
-        <w:t>12 малих поклонів</w:t>
-      </w:r>
-      <w:r>
-        <w:rPr>
-          <w:rFonts w:ascii="Times New Roman" w:hAnsi="Times New Roman"/>
-          <w:color w:val="FF0000"/>
-          <w:sz w:val="24"/>
-        </w:rPr>
-        <w:t>)</w:t>
+        <w:rPr>
+          <w:rFonts w:ascii="Times New Roman" w:hAnsi="Times New Roman"/>
+          <w:sz w:val="24"/>
+        </w:rPr>
+      </w:pPr>
+      <w:r>
+        <w:rPr>
+          <w:rFonts w:ascii="Times New Roman" w:hAnsi="Times New Roman"/>
+          <w:sz w:val="24"/>
+        </w:rPr>
+        <w:t xml:space="preserve">Боже, милостивий будь мені грішному! Боже, очисти мої гріхи і помилуй мене! Без числа нагрішив я, Господи, прости мені! </w:t>
+      </w:r>
+      <w:r>
+        <w:rPr>
+          <w:rFonts w:ascii="Times New Roman" w:hAnsi="Times New Roman"/>
+          <w:i/>
+          <w:iCs/>
+          <w:color w:val="FF0000"/>
+          <w:sz w:val="24"/>
+        </w:rPr>
+        <w:t>(12 малих поклонів).</w:t>
       </w:r>
     </w:p>
     <w:p>
